--- a/202_CALFERQUIM/09 Fichas Tecnicas/FICHAS_TECNICAS_V2/250718_FT NUCLEO FOSFORO-1.docx
+++ b/202_CALFERQUIM/09 Fichas Tecnicas/FICHAS_TECNICAS_V2/250718_FT NUCLEO FOSFORO-1.docx
@@ -2252,7 +2252,27 @@
                 <w:szCs w:val="20"/>
                 <w:lang w:eastAsia="es-CO"/>
               </w:rPr>
-              <w:t>Núcleo fertilizante alto en fosforo para uso edáfico, especial para elaboración de mezclas físicas con urea granular, DAP, MAP y/o KCL.</w:t>
+              <w:t>Núcleo fertilizante alto en fosforo para uso edáfico, especial para elaboración de mezclas físicas con urea granular, DAP, MAP y/o KC</w:t>
+            </w:r>
+            <w:r>
+              <w:rPr>
+                <w:rFonts w:ascii="Segoe UI" w:eastAsia="Times New Roman" w:hAnsi="Segoe UI" w:cs="Segoe UI"/>
+                <w:color w:val="000000"/>
+                <w:sz w:val="20"/>
+                <w:szCs w:val="20"/>
+                <w:lang w:eastAsia="es-CO"/>
+              </w:rPr>
+              <w:t>l</w:t>
+            </w:r>
+            <w:r>
+              <w:rPr>
+                <w:rFonts w:ascii="Segoe UI" w:eastAsia="Times New Roman" w:hAnsi="Segoe UI" w:cs="Segoe UI"/>
+                <w:color w:val="000000"/>
+                <w:sz w:val="20"/>
+                <w:szCs w:val="20"/>
+                <w:lang w:eastAsia="es-CO"/>
+              </w:rPr>
+              <w:t>.</w:t>
             </w:r>
             <w:r>
               <w:rPr>
